--- a/templates_word/conventionafc.docx
+++ b/templates_word/conventionafc.docx
@@ -781,7 +781,7 @@
         </w:rPr>
         <w:t>Durée de formation : selon le programme AFC et le parcours individuel communiqués au stagiaire.</w:t>
         <w:br/>
-        <w:t>Calendrier de la session</w:t>
+        <w:t>Parcours et examens</w:t>
         <w:br/>
         <w:t>{{ detail_parcours }}</w:t>
       </w:r>
